--- a/docs/HPV_supplementary_csi.docx
+++ b/docs/HPV_supplementary_csi.docx
@@ -12800,7 +12800,7 @@
           <w:sz w:val="18"/>
           <w:szCs w:val="18"/>
         </w:rPr>
-        <w:t>[HPV reinfection]</w:t>
+        <w:t>[hr-HPV clearance]</w:t>
       </w:r>
     </w:p>
     <w:tbl>
@@ -23065,7 +23065,7 @@
                 <w:sz w:val="18"/>
                 <w:szCs w:val="18"/>
               </w:rPr>
-              <w:t>B – HPV reinfection</w:t>
+              <w:t>B – post-index hr-HPV detection (sensitivity)</w:t>
             </w:r>
           </w:p>
         </w:tc>
@@ -23396,7 +23396,7 @@
                 <w:sz w:val="18"/>
                 <w:szCs w:val="18"/>
               </w:rPr>
-              <w:t>B – HPV reinfection</w:t>
+              <w:t>B – post-index hr-HPV detection (sensitivity)</w:t>
             </w:r>
           </w:p>
         </w:tc>
@@ -25760,11 +25760,7 @@
               <w:spacing w:line="280" w:lineRule="auto"/>
             </w:pPr>
             <w:r>
-              <w:rPr>
-                <w:sz w:val="18"/>
-                <w:szCs w:val="18"/>
-              </w:rPr>
-              <w:t>HPV reinfection</w:t>
+              <w:t>Post-index hr-HPV detection (sensitivity)</w:t>
             </w:r>
           </w:p>
         </w:tc>
@@ -26972,11 +26968,7 @@
               <w:jc w:val="center"/>
             </w:pPr>
             <w:r>
-              <w:rPr>
-                <w:sz w:val="18"/>
-                <w:szCs w:val="18"/>
-              </w:rPr>
-              <w:t>HPV reinfection</w:t>
+              <w:t>Post-index hr-HPV detection (sensitivity)</w:t>
             </w:r>
           </w:p>
         </w:tc>
@@ -28397,7 +28389,7 @@
           <w:sz w:val="18"/>
           <w:szCs w:val="18"/>
         </w:rPr>
-        <w:t>B. HPV reinfection</w:t>
+        <w:t>B. hr-HPV clearance</w:t>
       </w:r>
     </w:p>
     <w:p>
